--- a/word_reports/LP_0368_위치_265_Urubamba_Urubamba.docx
+++ b/word_reports/LP_0368_위치_265_Urubamba_Urubamba.docx
@@ -4,7 +4,7 @@
   <w:body>
     <w:p>
       <w:pPr>
-        <w:spacing w:after="280"/>
+        <w:spacing w:after="80"/>
       </w:pPr>
       <w:r>
         <w:rPr w:rFonts="맑은 고딕">
@@ -13,94 +13,47 @@
           <w:color w:val="1E3A8A"/>
           <w:sz w:val="30"/>
         </w:rPr>
-        <w:t>[265] Urubamba - Urubamba</w:t>
+        <w:t>Urubamba (우루밤바) - Urubamba</w:t>
       </w:r>
     </w:p>
     <w:p>
       <w:pPr>
-        <w:spacing w:after="320"/>
+        <w:spacing w:after="240"/>
       </w:pPr>
       <w:r>
         <w:rPr w:rFonts="맑은 고딕">
           <w:rFonts w:ascii="맑은 고딕" w:hAnsi="맑은 고딕" w:eastAsia="맑은 고딕"/>
           <w:b/>
-          <w:sz w:val="20"/>
+          <w:color w:val="4B5563"/>
+          <w:sz w:val="22"/>
         </w:rPr>
-        <w:t>■ 위치 : 265</w:t>
-        <w:br/>
-      </w:r>
-      <w:r>
-        <w:rPr w:rFonts="맑은 고딕">
-          <w:rFonts w:ascii="맑은 고딕" w:hAnsi="맑은 고딕" w:eastAsia="맑은 고딕"/>
-          <w:b/>
-          <w:sz w:val="20"/>
-        </w:rPr>
-        <w:t>■ 아티스트 : Urubamba</w:t>
-        <w:br/>
-      </w:r>
-      <w:r>
-        <w:rPr w:rFonts="맑은 고딕">
-          <w:rFonts w:ascii="맑은 고딕" w:hAnsi="맑은 고딕" w:eastAsia="맑은 고딕"/>
-          <w:b/>
-          <w:sz w:val="20"/>
-        </w:rPr>
-        <w:t>■ 앨범명 : Urubamba</w:t>
-        <w:br/>
-      </w:r>
-      <w:r>
-        <w:rPr w:rFonts="맑은 고딕">
-          <w:rFonts w:ascii="맑은 고딕" w:hAnsi="맑은 고딕" w:eastAsia="맑은 고딕"/>
-          <w:b w:val="0"/>
-          <w:sz w:val="20"/>
-        </w:rPr>
-        <w:t>■ 음반 레이블 : Columbia</w:t>
-        <w:br/>
-      </w:r>
-      <w:r>
-        <w:rPr w:rFonts="맑은 고딕">
-          <w:rFonts w:ascii="맑은 고딕" w:hAnsi="맑은 고딕" w:eastAsia="맑은 고딕"/>
-          <w:b w:val="0"/>
-          <w:sz w:val="20"/>
-        </w:rPr>
-        <w:t>■ 발매년도 : 1974</w:t>
-        <w:br/>
-      </w:r>
-      <w:r>
-        <w:rPr w:rFonts="맑은 고딕">
-          <w:rFonts w:ascii="맑은 고딕" w:hAnsi="맑은 고딕" w:eastAsia="맑은 고딕"/>
-          <w:b w:val="0"/>
-          <w:sz w:val="20"/>
-        </w:rPr>
-        <w:t>■ 장르 : 앤디스 포크(Andean Folk), 월드 뮤직(World Music)</w:t>
-        <w:br/>
-      </w:r>
-      <w:r>
-        <w:rPr w:rFonts="맑은 고딕">
-          <w:rFonts w:ascii="맑은 고딕" w:hAnsi="맑은 고딕" w:eastAsia="맑은 고딕"/>
-          <w:b w:val="0"/>
-          <w:sz w:val="20"/>
-        </w:rPr>
-        <w:t>■ 주요 수록곡 : 1. El Condor Pasa</w:t>
-        <w:br/>
+        <w:t>위치 :  265</w:t>
       </w:r>
     </w:p>
     <w:p>
       <w:pPr>
-        <w:spacing w:after="160"/>
+        <w:spacing w:line="324" w:lineRule="auto" w:before="80" w:after="160"/>
       </w:pPr>
       <w:r>
         <w:rPr w:rFonts="맑은 고딕">
           <w:rFonts w:ascii="맑은 고딕" w:hAnsi="맑은 고딕" w:eastAsia="맑은 고딕"/>
           <w:b/>
           <w:color w:val="1F2937"/>
-          <w:sz w:val="24"/>
+          <w:sz w:val="22"/>
         </w:rPr>
-        <w:t>■ 음반 해설 및 감상 가이드</w:t>
+        <w:t xml:space="preserve">[음반 소개] </w:t>
+      </w:r>
+      <w:r>
+        <w:rPr w:rFonts="맑은 고딕">
+          <w:rFonts w:ascii="맑은 고딕" w:hAnsi="맑은 고딕" w:eastAsia="맑은 고딕"/>
+          <w:b w:val="0"/>
+          <w:sz w:val="21"/>
+        </w:rPr>
       </w:r>
     </w:p>
     <w:p>
       <w:pPr>
-        <w:spacing w:line="312" w:lineRule="auto" w:after="120"/>
+        <w:spacing w:line="324" w:lineRule="auto" w:after="120"/>
       </w:pPr>
       <w:r>
         <w:rPr w:rFonts="맑은 고딕">
@@ -108,51 +61,516 @@
           <w:b w:val="0"/>
           <w:sz w:val="21"/>
         </w:rPr>
-        <w:t>'우루밤바(Urubamba)'는 남미 안데스 전통 음악을 세계 무대에 알린 선구자적 그룹 '로스 인카스(Los Incas)'의 후신으로 잘 알려져 있습니다. 1970년 팝 스타 폴 사이먼(Paul Simon)과의 역사적인 협업작 &lt;El Condor Pasa (If I Could)&gt;를 통해 전 세계적인 명성을 얻은 이들은, 폴 사이먼의 전폭적인 지원과 프로듀싱 하에 그룹명을 페루의 신성한 계곡 이름을 딴 '우루밤바'로 변경하고 1974년 이 셀프 타이틀 앨범을 발표했습니다. 이 음반은 서구 대중음악계가 안데스 민속음악의 순수한 아름다움과 영적인 울림에 깊이 매료되었음을 증명하는 음악사의 귀중한 유산입니다.</w:t>
+        <w:t>만년설로 뒤덮인 안데스의 준령과 잉카의 잃어버린 공중도시를 스치는 바람 소리가 턴테이블의 회전 속에서 아련한 숨결로 되살아납니다. 폴 사이먼과의 전설적인 조우로 전 세계 팝 음악계에 안데스 토착 민속음악의 순수한 미학을 각인시킨 우루밤바(구 로스 잉카스)의 1974년 셀프 타이틀 명반입니다. 케나(Quena)의 청아한 비애와 차랑고(Charango)의 섬세한 떨림이 빚어내는 소리의 풍경은 문명에 지친 현대인의 영혼을 태고의 순수로 인도합니다. 서구 팝 음악의 세련된 프로덕션과 남미 고원지대의 원초적 서정성이 가장 완벽한 균형을 이루며 월드 뮤직의 새 지평을 연 불멸의 예술적 기록입니다.</w:t>
       </w:r>
     </w:p>
     <w:p>
       <w:pPr>
-        <w:spacing w:line="312" w:lineRule="auto" w:after="120"/>
+        <w:spacing w:line="324" w:lineRule="auto" w:before="200" w:after="80"/>
       </w:pPr>
+      <w:r>
+        <w:rPr w:rFonts="맑은 고딕">
+          <w:rFonts w:ascii="맑은 고딕" w:hAnsi="맑은 고딕" w:eastAsia="맑은 고딕"/>
+          <w:b/>
+          <w:color w:val="1E3A8A"/>
+          <w:sz w:val="24"/>
+        </w:rPr>
+        <w:t>1. 음반 데이터</w:t>
+      </w:r>
+    </w:p>
+    <w:p>
+      <w:pPr>
+        <w:spacing w:line="324" w:lineRule="auto" w:after="80"/>
+      </w:pPr>
+      <w:r>
+        <w:rPr w:rFonts="맑은 고딕">
+          <w:rFonts w:ascii="맑은 고딕" w:hAnsi="맑은 고딕" w:eastAsia="맑은 고딕"/>
+          <w:b w:val="0"/>
+          <w:color w:val="6B7280"/>
+          <w:sz w:val="21"/>
+        </w:rPr>
+        <w:t xml:space="preserve">· </w:t>
+      </w:r>
+      <w:r>
+        <w:rPr w:rFonts="맑은 고딕">
+          <w:rFonts w:ascii="맑은 고딕" w:hAnsi="맑은 고딕" w:eastAsia="맑은 고딕"/>
+          <w:b/>
+          <w:color w:val="1F2937"/>
+          <w:sz w:val="21"/>
+        </w:rPr>
+        <w:t xml:space="preserve">앨범명: </w:t>
+      </w:r>
       <w:r>
         <w:rPr w:rFonts="맑은 고딕">
           <w:rFonts w:ascii="맑은 고딕" w:hAnsi="맑은 고딕" w:eastAsia="맑은 고딕"/>
           <w:b w:val="0"/>
           <w:sz w:val="21"/>
         </w:rPr>
-        <w:t>이 앨범은 안데스 산맥의 바람 소리를 품은 케나(Quena) 플루트, 경쾌하면서도 아련한 울림을 전하는 현악기 차랑고(Charango), 팬파이프 형태의 삼포냐(Zampoña), 그리고 대지의 고동을 닮은 봄보(Bombo) 타악기 등이 빚어내는 정교한 유기적 조화가 일품입니다. 전통 음악의 본질적인 질박함을 유지하면서도, 폴 사이먼 특유의 섬세하고 세련된 스튜디오 프로덕션이 더해져 민속음악의 영역을 넘어선 완성도 높은 사운드스케이프를 창조해 냈습니다.</w:t>
+        <w:t>Urubamba</w:t>
       </w:r>
     </w:p>
     <w:p>
       <w:pPr>
-        <w:spacing w:line="312" w:lineRule="auto" w:after="120"/>
+        <w:spacing w:line="324" w:lineRule="auto" w:after="80"/>
       </w:pPr>
+      <w:r>
+        <w:rPr w:rFonts="맑은 고딕">
+          <w:rFonts w:ascii="맑은 고딕" w:hAnsi="맑은 고딕" w:eastAsia="맑은 고딕"/>
+          <w:b w:val="0"/>
+          <w:color w:val="6B7280"/>
+          <w:sz w:val="21"/>
+        </w:rPr>
+        <w:t xml:space="preserve">· </w:t>
+      </w:r>
+      <w:r>
+        <w:rPr w:rFonts="맑은 고딕">
+          <w:rFonts w:ascii="맑은 고딕" w:hAnsi="맑은 고딕" w:eastAsia="맑은 고딕"/>
+          <w:b/>
+          <w:color w:val="1F2937"/>
+          <w:sz w:val="21"/>
+        </w:rPr>
+        <w:t xml:space="preserve">아티스트: </w:t>
+      </w:r>
       <w:r>
         <w:rPr w:rFonts="맑은 고딕">
           <w:rFonts w:ascii="맑은 고딕" w:hAnsi="맑은 고딕" w:eastAsia="맑은 고딕"/>
           <w:b w:val="0"/>
           <w:sz w:val="21"/>
         </w:rPr>
-        <w:t>앨범의 상징과도 같은 'El Condor Pasa'는 안데스 특유의 애수 어린 선율과 장엄한 서사로 청자의 마음을 단숨에 사로잡습니다. 이어지는 'Caballo De Madera'와 'Campanas De Santa Cruz'에서는 안데스 리듬 특유의 생동감과 목가적인 풍경이 감각적으로 펼쳐지며, 'Madrugada'는 고요한 새벽녘의 정적과 안데스의 장엄한 자연을 연상시키는 깊은 서정성을 선사합니다. 악기 하나하나의 울림이 빚어내는 명확한 음영과 미학적 밸런스는 이 음반의 가장 큰 감상 포인트입니다.</w:t>
+        <w:t>Urubamba (우루밤바)</w:t>
       </w:r>
     </w:p>
     <w:p>
       <w:pPr>
-        <w:spacing w:line="312" w:lineRule="auto" w:after="120"/>
+        <w:spacing w:line="324" w:lineRule="auto" w:after="80"/>
       </w:pPr>
+      <w:r>
+        <w:rPr w:rFonts="맑은 고딕">
+          <w:rFonts w:ascii="맑은 고딕" w:hAnsi="맑은 고딕" w:eastAsia="맑은 고딕"/>
+          <w:b w:val="0"/>
+          <w:color w:val="6B7280"/>
+          <w:sz w:val="21"/>
+        </w:rPr>
+        <w:t xml:space="preserve">· </w:t>
+      </w:r>
+      <w:r>
+        <w:rPr w:rFonts="맑은 고딕">
+          <w:rFonts w:ascii="맑은 고딕" w:hAnsi="맑은 고딕" w:eastAsia="맑은 고딕"/>
+          <w:b/>
+          <w:color w:val="1F2937"/>
+          <w:sz w:val="21"/>
+        </w:rPr>
+        <w:t xml:space="preserve">발매 정보: </w:t>
+      </w:r>
       <w:r>
         <w:rPr w:rFonts="맑은 고딕">
           <w:rFonts w:ascii="맑은 고딕" w:hAnsi="맑은 고딕" w:eastAsia="맑은 고딕"/>
           <w:b w:val="0"/>
           <w:sz w:val="21"/>
         </w:rPr>
-        <w:t>&lt;Urubamba&gt;는 토속적인 민속음악이 지닌 영혼을 훼손하지 않으면서도 현대적 감수성을 성공적으로 접목한 월드 뮤직의 불멸의 고전입니다. LP 음반을 통해 전해지는 아날로그 특유의 따뜻하고 질박한 질감은 시공간을 초월하여 안데스 고원의 드넓은 자연으로 청자를 안내하며, 바쁜 현대인들에게 깊은 정신적 휴식과 영성 어린 감동을 안겨줍니다.</w:t>
+        <w:t>1974년 컬럼비아 레코드(Columbia Records)를 통해 발매된 앨범으로, 사이먼 앤 가펑클의 명곡 'El Cóndor Pasa'와 폴 사이먼의 1973~1974년 전설적인 라이브 투어 협업을 거치며 음악적 결실을 맺은 폴 사이먼이 직접 제작과 프로듀싱에 참여하여 전 세계에 안데스 포크의 정수를 소개한 기념비적인 음반입니다.</w:t>
+      </w:r>
+    </w:p>
+    <w:p>
+      <w:pPr>
+        <w:spacing w:line="324" w:lineRule="auto" w:after="80"/>
+      </w:pPr>
+      <w:r>
+        <w:rPr w:rFonts="맑은 고딕">
+          <w:rFonts w:ascii="맑은 고딕" w:hAnsi="맑은 고딕" w:eastAsia="맑은 고딕"/>
+          <w:b w:val="0"/>
+          <w:color w:val="6B7280"/>
+          <w:sz w:val="21"/>
+        </w:rPr>
+        <w:t xml:space="preserve">· </w:t>
+      </w:r>
+      <w:r>
+        <w:rPr w:rFonts="맑은 고딕">
+          <w:rFonts w:ascii="맑은 고딕" w:hAnsi="맑은 고딕" w:eastAsia="맑은 고딕"/>
+          <w:b/>
+          <w:color w:val="1F2937"/>
+          <w:sz w:val="21"/>
+        </w:rPr>
+        <w:t xml:space="preserve">LP 인기도(판매량): </w:t>
+      </w:r>
+      <w:r>
+        <w:rPr w:rFonts="맑은 고딕">
+          <w:rFonts w:ascii="맑은 고딕" w:hAnsi="맑은 고딕" w:eastAsia="맑은 고딕"/>
+          <w:b w:val="0"/>
+          <w:sz w:val="21"/>
+        </w:rPr>
+        <w:t>발매 당시 미국 빌보드 200 차트 중위권에 안착하며 토착 민속음악 기반의 앨범으로서는 대단히 이례적인 상업적 성공을 거두었으며, 폴 사이먼의 글로벌 팬덤과 월드 포크 애호가들의 열렬한 지지 속에 스테디셀러로 롱런하였습니다.</w:t>
+      </w:r>
+    </w:p>
+    <w:p>
+      <w:pPr>
+        <w:spacing w:line="324" w:lineRule="auto" w:after="80"/>
+      </w:pPr>
+      <w:r>
+        <w:rPr w:rFonts="맑은 고딕">
+          <w:rFonts w:ascii="맑은 고딕" w:hAnsi="맑은 고딕" w:eastAsia="맑은 고딕"/>
+          <w:b w:val="0"/>
+          <w:color w:val="6B7280"/>
+          <w:sz w:val="21"/>
+        </w:rPr>
+        <w:t xml:space="preserve">· </w:t>
+      </w:r>
+      <w:r>
+        <w:rPr w:rFonts="맑은 고딕">
+          <w:rFonts w:ascii="맑은 고딕" w:hAnsi="맑은 고딕" w:eastAsia="맑은 고딕"/>
+          <w:b/>
+          <w:color w:val="1F2937"/>
+          <w:sz w:val="21"/>
+        </w:rPr>
+        <w:t xml:space="preserve">각종 수상경력: </w:t>
+      </w:r>
+      <w:r>
+        <w:rPr w:rFonts="맑은 고딕">
+          <w:rFonts w:ascii="맑은 고딕" w:hAnsi="맑은 고딕" w:eastAsia="맑은 고딕"/>
+          <w:b w:val="0"/>
+          <w:sz w:val="21"/>
+        </w:rPr>
+        <w:t>그래미 어워드 전통 민속음악 부문에서 지대한 주목을 받았으며, 안데스 전통 악기를 대중음악의 주류 무대에 정착시킨 공로로 남미 및 영미권 비평계로부터 '월드 뮤직 르네상스의 시금석'이라는 찬사를 받았습니다.</w:t>
+      </w:r>
+    </w:p>
+    <w:p>
+      <w:pPr>
+        <w:spacing w:line="324" w:lineRule="auto" w:before="200" w:after="80"/>
+      </w:pPr>
+      <w:r>
+        <w:rPr w:rFonts="맑은 고딕">
+          <w:rFonts w:ascii="맑은 고딕" w:hAnsi="맑은 고딕" w:eastAsia="맑은 고딕"/>
+          <w:b/>
+          <w:color w:val="1E3A8A"/>
+          <w:sz w:val="24"/>
+        </w:rPr>
+        <w:t>2. 아티스트 정보</w:t>
+      </w:r>
+    </w:p>
+    <w:p>
+      <w:pPr>
+        <w:spacing w:line="324" w:lineRule="auto" w:after="80"/>
+      </w:pPr>
+      <w:r>
+        <w:rPr w:rFonts="맑은 고딕">
+          <w:rFonts w:ascii="맑은 고딕" w:hAnsi="맑은 고딕" w:eastAsia="맑은 고딕"/>
+          <w:b w:val="0"/>
+          <w:color w:val="6B7280"/>
+          <w:sz w:val="21"/>
+        </w:rPr>
+        <w:t xml:space="preserve">· </w:t>
+      </w:r>
+      <w:r>
+        <w:rPr w:rFonts="맑은 고딕">
+          <w:rFonts w:ascii="맑은 고딕" w:hAnsi="맑은 고딕" w:eastAsia="맑은 고딕"/>
+          <w:b/>
+          <w:color w:val="1F2937"/>
+          <w:sz w:val="21"/>
+        </w:rPr>
+        <w:t xml:space="preserve">국적: </w:t>
+      </w:r>
+      <w:r>
+        <w:rPr w:rFonts="맑은 고딕">
+          <w:rFonts w:ascii="맑은 고딕" w:hAnsi="맑은 고딕" w:eastAsia="맑은 고딕"/>
+          <w:b w:val="0"/>
+          <w:sz w:val="21"/>
+        </w:rPr>
+        <w:t>아르헨티나 (프랑스 및 페루 연주자 협업)</w:t>
+      </w:r>
+    </w:p>
+    <w:p>
+      <w:pPr>
+        <w:spacing w:line="324" w:lineRule="auto" w:after="80"/>
+      </w:pPr>
+      <w:r>
+        <w:rPr w:rFonts="맑은 고딕">
+          <w:rFonts w:ascii="맑은 고딕" w:hAnsi="맑은 고딕" w:eastAsia="맑은 고딕"/>
+          <w:b w:val="0"/>
+          <w:color w:val="6B7280"/>
+          <w:sz w:val="21"/>
+        </w:rPr>
+        <w:t xml:space="preserve">· </w:t>
+      </w:r>
+      <w:r>
+        <w:rPr w:rFonts="맑은 고딕">
+          <w:rFonts w:ascii="맑은 고딕" w:hAnsi="맑은 고딕" w:eastAsia="맑은 고딕"/>
+          <w:b/>
+          <w:color w:val="1F2937"/>
+          <w:sz w:val="21"/>
+        </w:rPr>
+        <w:t xml:space="preserve">생몰년도: </w:t>
+      </w:r>
+      <w:r>
+        <w:rPr w:rFonts="맑은 고딕">
+          <w:rFonts w:ascii="맑은 고딕" w:hAnsi="맑은 고딕" w:eastAsia="맑은 고딕"/>
+          <w:b w:val="0"/>
+          <w:sz w:val="21"/>
+        </w:rPr>
+        <w:t>1956년 결성 (로스 잉카스로 결성 후 1973년 우루밤바로 개명)</w:t>
+      </w:r>
+    </w:p>
+    <w:p>
+      <w:pPr>
+        <w:spacing w:line="324" w:lineRule="auto" w:after="80"/>
+      </w:pPr>
+      <w:r>
+        <w:rPr w:rFonts="맑은 고딕">
+          <w:rFonts w:ascii="맑은 고딕" w:hAnsi="맑은 고딕" w:eastAsia="맑은 고딕"/>
+          <w:b w:val="0"/>
+          <w:color w:val="6B7280"/>
+          <w:sz w:val="21"/>
+        </w:rPr>
+        <w:t xml:space="preserve">· </w:t>
+      </w:r>
+      <w:r>
+        <w:rPr w:rFonts="맑은 고딕">
+          <w:rFonts w:ascii="맑은 고딕" w:hAnsi="맑은 고딕" w:eastAsia="맑은 고딕"/>
+          <w:b/>
+          <w:color w:val="1F2937"/>
+          <w:sz w:val="21"/>
+        </w:rPr>
+        <w:t xml:space="preserve">그룹 소속: </w:t>
+      </w:r>
+      <w:r>
+        <w:rPr w:rFonts="맑은 고딕">
+          <w:rFonts w:ascii="맑은 고딕" w:hAnsi="맑은 고딕" w:eastAsia="맑은 고딕"/>
+          <w:b w:val="0"/>
+          <w:sz w:val="21"/>
+        </w:rPr>
+        <w:t>앙상블 (다국적 민속음악 그룹)</w:t>
+      </w:r>
+    </w:p>
+    <w:p>
+      <w:pPr>
+        <w:spacing w:line="324" w:lineRule="auto" w:after="80"/>
+      </w:pPr>
+      <w:r>
+        <w:rPr w:rFonts="맑은 고딕">
+          <w:rFonts w:ascii="맑은 고딕" w:hAnsi="맑은 고딕" w:eastAsia="맑은 고딕"/>
+          <w:b w:val="0"/>
+          <w:color w:val="6B7280"/>
+          <w:sz w:val="21"/>
+        </w:rPr>
+        <w:t xml:space="preserve">· </w:t>
+      </w:r>
+      <w:r>
+        <w:rPr w:rFonts="맑은 고딕">
+          <w:rFonts w:ascii="맑은 고딕" w:hAnsi="맑은 고딕" w:eastAsia="맑은 고딕"/>
+          <w:b/>
+          <w:color w:val="1F2937"/>
+          <w:sz w:val="21"/>
+        </w:rPr>
+        <w:t xml:space="preserve">아티스트 소개: </w:t>
+      </w:r>
+      <w:r>
+        <w:rPr w:rFonts="맑은 고딕">
+          <w:rFonts w:ascii="맑은 고딕" w:hAnsi="맑은 고딕" w:eastAsia="맑은 고딕"/>
+          <w:b w:val="0"/>
+          <w:sz w:val="21"/>
+        </w:rPr>
+        <w:t>호르헤 밀히베르그(Jorge Milchberg)를 중심으로 결성된 이들은 본래 '로스 잉카스(Los Incas)'라는 이름으로 파리를 중심으로 활동하며 유럽과 전 세계에 남미 음악의 고결함을 알려왔습니다. 토착 잉카 음악의 정통성을 엄격하게 계승하는 동시에 현대적 편곡의 세련미를 불어넣어, 남미 민속음악을 민족지학적 기록을 넘어 전 인류적 보편 감성으로 승화시킨 위대한 거장 앙상블입니다.</w:t>
+      </w:r>
+    </w:p>
+    <w:p>
+      <w:pPr>
+        <w:spacing w:line="324" w:lineRule="auto" w:before="200" w:after="80"/>
+      </w:pPr>
+      <w:r>
+        <w:rPr w:rFonts="맑은 고딕">
+          <w:rFonts w:ascii="맑은 고딕" w:hAnsi="맑은 고딕" w:eastAsia="맑은 고딕"/>
+          <w:b/>
+          <w:color w:val="1E3A8A"/>
+          <w:sz w:val="24"/>
+        </w:rPr>
+        <w:t>3. 음반 상세 분석</w:t>
+      </w:r>
+    </w:p>
+    <w:p>
+      <w:pPr>
+        <w:spacing w:line="324" w:lineRule="auto" w:after="80"/>
+      </w:pPr>
+      <w:r>
+        <w:rPr w:rFonts="맑은 고딕">
+          <w:rFonts w:ascii="맑은 고딕" w:hAnsi="맑은 고딕" w:eastAsia="맑은 고딕"/>
+          <w:b w:val="0"/>
+          <w:color w:val="6B7280"/>
+          <w:sz w:val="21"/>
+        </w:rPr>
+        <w:t xml:space="preserve">· </w:t>
+      </w:r>
+      <w:r>
+        <w:rPr w:rFonts="맑은 고딕">
+          <w:rFonts w:ascii="맑은 고딕" w:hAnsi="맑은 고딕" w:eastAsia="맑은 고딕"/>
+          <w:b/>
+          <w:color w:val="1F2937"/>
+          <w:sz w:val="21"/>
+        </w:rPr>
+        <w:t xml:space="preserve">역사적 위치: </w:t>
+      </w:r>
+      <w:r>
+        <w:rPr w:rFonts="맑은 고딕">
+          <w:rFonts w:ascii="맑은 고딕" w:hAnsi="맑은 고딕" w:eastAsia="맑은 고딕"/>
+          <w:b w:val="0"/>
+          <w:sz w:val="21"/>
+        </w:rPr>
+        <w:t>본 앨범은 대중음악사에서 포크 록과 라틴 아메리카 전통 음악이 대등한 예술적 지위로 융합된 최고의 결과물로 평가받습니다. 폴 사이먼의 섬세하고 현대적인 스튜디오 레코딩 감각이 더해져, 전통적인 안데스 멜로디가 지닌 향토성을 잃지 않으면서도 가장 우아하고 명징한 음향 텍스처로 완성되었습니다. 1970년대 후반부터 본격화된 에스닉/월드 뮤직 붐을 10년 이상 앞서 견인한 선구적 텍스트입니다.</w:t>
+      </w:r>
+    </w:p>
+    <w:p>
+      <w:pPr>
+        <w:spacing w:line="324" w:lineRule="auto" w:after="80"/>
+      </w:pPr>
+      <w:r>
+        <w:rPr w:rFonts="맑은 고딕">
+          <w:rFonts w:ascii="맑은 고딕" w:hAnsi="맑은 고딕" w:eastAsia="맑은 고딕"/>
+          <w:b w:val="0"/>
+          <w:color w:val="6B7280"/>
+          <w:sz w:val="21"/>
+        </w:rPr>
+        <w:t xml:space="preserve">· </w:t>
+      </w:r>
+      <w:r>
+        <w:rPr w:rFonts="맑은 고딕">
+          <w:rFonts w:ascii="맑은 고딕" w:hAnsi="맑은 고딕" w:eastAsia="맑은 고딕"/>
+          <w:b/>
+          <w:color w:val="1F2937"/>
+          <w:sz w:val="21"/>
+        </w:rPr>
+        <w:t xml:space="preserve">시대의 흔적(스토리텔링): </w:t>
+      </w:r>
+      <w:r>
+        <w:rPr w:rFonts="맑은 고딕">
+          <w:rFonts w:ascii="맑은 고딕" w:hAnsi="맑은 고딕" w:eastAsia="맑은 고딕"/>
+          <w:b w:val="0"/>
+          <w:sz w:val="21"/>
+        </w:rPr>
+        <w:t>베트남 전쟁과 서구 물질문명의 번민 속에서 자연과 원초적 서정을 갈망하던 1970년대 청년 문화의 지적 방황을 치유해 준 소리의 오아시스였습니다. 라디오와 전축을 통해 흘러나오던 우루밤바의 목가적인 선율은 당대 청춘들에게 국경을 초월한 낭만과 잊혀진 대지의 생명력을 환기하며 깊은 정신적 안식을 선사했습니다.</w:t>
+      </w:r>
+    </w:p>
+    <w:p>
+      <w:pPr>
+        <w:spacing w:line="324" w:lineRule="auto" w:before="200" w:after="80"/>
+      </w:pPr>
+      <w:r>
+        <w:rPr w:rFonts="맑은 고딕">
+          <w:rFonts w:ascii="맑은 고딕" w:hAnsi="맑은 고딕" w:eastAsia="맑은 고딕"/>
+          <w:b/>
+          <w:color w:val="1E3A8A"/>
+          <w:sz w:val="24"/>
+        </w:rPr>
+        <w:t>4. 주요 수록곡 및 감상 제언</w:t>
+      </w:r>
+    </w:p>
+    <w:p>
+      <w:pPr>
+        <w:spacing w:line="324" w:lineRule="auto" w:after="80"/>
+      </w:pPr>
+      <w:r>
+        <w:rPr w:rFonts="맑은 고딕">
+          <w:rFonts w:ascii="맑은 고딕" w:hAnsi="맑은 고딕" w:eastAsia="맑은 고딕"/>
+          <w:b w:val="0"/>
+          <w:color w:val="6B7280"/>
+          <w:sz w:val="21"/>
+        </w:rPr>
+        <w:t xml:space="preserve">· </w:t>
+      </w:r>
+      <w:r>
+        <w:rPr w:rFonts="맑은 고딕">
+          <w:rFonts w:ascii="맑은 고딕" w:hAnsi="맑은 고딕" w:eastAsia="맑은 고딕"/>
+          <w:b/>
+          <w:color w:val="1F2937"/>
+          <w:sz w:val="21"/>
+        </w:rPr>
+        <w:t xml:space="preserve">주요 수록곡 특징: </w:t>
+      </w:r>
+      <w:r>
+        <w:rPr w:rFonts="맑은 고딕">
+          <w:rFonts w:ascii="맑은 고딕" w:hAnsi="맑은 고딕" w:eastAsia="맑은 고딕"/>
+          <w:b w:val="0"/>
+          <w:sz w:val="21"/>
+        </w:rPr>
+        <w:t>첫 곡 'Cantununa'는 차랑고의 투명한 아르페지오와 케나의 애절한 독주가 교차하며 단숨에 안데스의 고원으로 청자를 이끌고, 'El Eco'는 맑고 울림이 깊은 안데스 피리의 화음이 아득한 산골짜기의 메아리처럼 펼쳐집니다. 또한 'Campesino de Altozano'와 'Urpi' 등에서는 남미 대지에 뿌리박은 민중의 고단한 삶과 그 속에서 피어나는 숭고한 사랑의 정서가 웅장하면서도 서정적인 리듬 속에 유려하게 흐릅니다.</w:t>
+      </w:r>
+    </w:p>
+    <w:p>
+      <w:pPr>
+        <w:spacing w:line="324" w:lineRule="auto" w:after="80"/>
+      </w:pPr>
+      <w:r>
+        <w:rPr w:rFonts="맑은 고딕">
+          <w:rFonts w:ascii="맑은 고딕" w:hAnsi="맑은 고딕" w:eastAsia="맑은 고딕"/>
+          <w:b w:val="0"/>
+          <w:color w:val="6B7280"/>
+          <w:sz w:val="21"/>
+        </w:rPr>
+        <w:t xml:space="preserve">· </w:t>
+      </w:r>
+      <w:r>
+        <w:rPr w:rFonts="맑은 고딕">
+          <w:rFonts w:ascii="맑은 고딕" w:hAnsi="맑은 고딕" w:eastAsia="맑은 고딕"/>
+          <w:b/>
+          <w:color w:val="1F2937"/>
+          <w:sz w:val="21"/>
+        </w:rPr>
+        <w:t xml:space="preserve">빈티지 감상 제언: </w:t>
+      </w:r>
+      <w:r>
+        <w:rPr w:rFonts="맑은 고딕">
+          <w:rFonts w:ascii="맑은 고딕" w:hAnsi="맑은 고딕" w:eastAsia="맑은 고딕"/>
+          <w:b w:val="0"/>
+          <w:sz w:val="21"/>
+        </w:rPr>
+        <w:t>갈대로 만든 피리 케나의 독특한 배음과 공명, 아르마딜로 등껍질로 만든 전통 악기 차랑고의 명쾌하면서도 온기 있는 탄현음은 진공관 앰프의 부드러운 배음과 만났을 때 그 진가를 발휘합니다. 아날로그 LP 특유의 넓은 다이내믹 레인지는 디지털 음원에서는 결코 느낄 수 없는 연주자들의 거친 숨소리와 타악기 봄보(Bombo)의 깊고 둔중한 울림을 눈앞의 무대처럼 생생하게 재현해 냅니다.</w:t>
+      </w:r>
+    </w:p>
+    <w:p>
+      <w:pPr>
+        <w:spacing w:line="324" w:lineRule="auto" w:after="80"/>
+      </w:pPr>
+      <w:r>
+        <w:rPr w:rFonts="맑은 고딕">
+          <w:rFonts w:ascii="맑은 고딕" w:hAnsi="맑은 고딕" w:eastAsia="맑은 고딕"/>
+          <w:b w:val="0"/>
+          <w:color w:val="6B7280"/>
+          <w:sz w:val="21"/>
+        </w:rPr>
+        <w:t xml:space="preserve">· </w:t>
+      </w:r>
+      <w:r>
+        <w:rPr w:rFonts="맑은 고딕">
+          <w:rFonts w:ascii="맑은 고딕" w:hAnsi="맑은 고딕" w:eastAsia="맑은 고딕"/>
+          <w:b/>
+          <w:color w:val="1F2937"/>
+          <w:sz w:val="21"/>
+        </w:rPr>
+        <w:t xml:space="preserve">소장 가치: </w:t>
+      </w:r>
+      <w:r>
+        <w:rPr w:rFonts="맑은 고딕">
+          <w:rFonts w:ascii="맑은 고딕" w:hAnsi="맑은 고딕" w:eastAsia="맑은 고딕"/>
+          <w:b w:val="0"/>
+          <w:sz w:val="21"/>
+        </w:rPr>
+        <w:t>우루밤바라는 이름으로 정규 발매된 정규 스튜디오 앨범이 극히 드물다는 희소성뿐만 아니라, 잉카 문명의 숨결을 품은 앨범 아트워크와 컬럼비아 오리지널 프레싱 특유의 깊이 있는 프레싱 품질은 아날로그 컬렉터라면 반드시 랙의 중심에 꽂아두어야 할 영구 보존의 가치를 지닙니다.</w:t>
+      </w:r>
+    </w:p>
+    <w:p>
+      <w:pPr>
+        <w:spacing w:line="324" w:lineRule="auto" w:after="120" w:before="160"/>
+      </w:pPr>
+      <w:r>
+        <w:rPr w:rFonts="맑은 고딕">
+          <w:rFonts w:ascii="맑은 고딕" w:hAnsi="맑은 고딕" w:eastAsia="맑은 고딕"/>
+          <w:b/>
+          <w:color w:val="4338CA"/>
+          <w:sz w:val="21"/>
+        </w:rPr>
+        <w:t>이 음반을 통해 안데스의 청명한 바람과 태고의 순수함이 전해주는 감동을 다시 한번 경험해 보시는 것은 어떨까요?</w:t>
       </w:r>
     </w:p>
     <w:sectPr>
       <w:pgSz w:w="12240" w:h="15840"/>
-      <w:pgMar w:top="1440" w:right="1440" w:bottom="1440" w:left="1440" w:header="720" w:footer="720" w:gutter="0"/>
+      <w:pgMar w:top="1152" w:right="1296" w:bottom="1152" w:left="1296" w:header="720" w:footer="720" w:gutter="0"/>
       <w:cols w:space="720"/>
       <w:docGrid w:linePitch="360"/>
     </w:sectPr>

--- a/word_reports/LP_0368_위치_265_Urubamba_Urubamba.docx
+++ b/word_reports/LP_0368_위치_265_Urubamba_Urubamba.docx
@@ -32,7 +32,7 @@
     </w:p>
     <w:p>
       <w:pPr>
-        <w:spacing w:line="324" w:lineRule="auto" w:before="80" w:after="160"/>
+        <w:spacing w:line="324" w:lineRule="auto" w:before="80" w:after="120"/>
       </w:pPr>
       <w:r>
         <w:rPr w:rFonts="맑은 고딕">
@@ -42,13 +42,6 @@
           <w:sz w:val="22"/>
         </w:rPr>
         <w:t xml:space="preserve">[음반 소개] </w:t>
-      </w:r>
-      <w:r>
-        <w:rPr w:rFonts="맑은 고딕">
-          <w:rFonts w:ascii="맑은 고딕" w:hAnsi="맑은 고딕" w:eastAsia="맑은 고딕"/>
-          <w:b w:val="0"/>
-          <w:sz w:val="21"/>
-        </w:rPr>
       </w:r>
     </w:p>
     <w:p>
@@ -61,7 +54,33 @@
           <w:b w:val="0"/>
           <w:sz w:val="21"/>
         </w:rPr>
-        <w:t>만년설로 뒤덮인 안데스의 준령과 잉카의 잃어버린 공중도시를 스치는 바람 소리가 턴테이블의 회전 속에서 아련한 숨결로 되살아납니다. 폴 사이먼과의 전설적인 조우로 전 세계 팝 음악계에 안데스 토착 민속음악의 순수한 미학을 각인시킨 우루밤바(구 로스 잉카스)의 1974년 셀프 타이틀 명반입니다. 케나(Quena)의 청아한 비애와 차랑고(Charango)의 섬세한 떨림이 빚어내는 소리의 풍경은 문명에 지친 현대인의 영혼을 태고의 순수로 인도합니다. 서구 팝 음악의 세련된 프로덕션과 남미 고원지대의 원초적 서정성이 가장 완벽한 균형을 이루며 월드 뮤직의 새 지평을 연 불멸의 예술적 기록입니다.</w:t>
+        <w:t>만년설이 덮인 안데스의 준봉(峻峰) 사이로 불어오는 태고의 바람이 있다면, 아마도 우루밤바(Urubamba)의 음악과 같은 소리를 내었을 것입니다. 1974년 발매된 본작 [Urubamba]는 잉카 제국의 신성한 계곡이자 강(江)의 이름을 내건 앙상블이 서구 현대 문명의 중심에서 인류의 시원적(始原的) 서정을 장엄하게 길어 올린 기념비적인 명반입니다. 본래 아르헨티나와 파리를 중심으로 결성되어 안데스 민속음악의 정수를 지켜오던 그룹 ‘로스 잉카스(Los Incas)’는, 팝 음악계의 거장 폴 사이먼(Paul Simon)과의 운명적인 만남을 계기로 ‘우루밤바’라는 새 이름의 날개를 달고 전 세계 음악 애호가들의 가슴속에 깊숙이 안착하게 됩니다.</w:t>
+      </w:r>
+    </w:p>
+    <w:p>
+      <w:pPr>
+        <w:spacing w:line="324" w:lineRule="auto" w:after="120"/>
+      </w:pPr>
+      <w:r>
+        <w:rPr w:rFonts="맑은 고딕">
+          <w:rFonts w:ascii="맑은 고딕" w:hAnsi="맑은 고딕" w:eastAsia="맑은 고딕"/>
+          <w:b w:val="0"/>
+          <w:sz w:val="21"/>
+        </w:rPr>
+        <w:t>이 음반은 단순한 이국적 민속음악(Exotica)의 기록을 넘어섭니다. 사이먼 앤 가펑클의 전설적인 명곡 "El Cóndor Pasa(철새는 날아가고)"를 통해 서구 팝 역사에 안데스의 넋을 새겨 넣었던 이들은, 폴 사이먼의 전폭적인 지지와 프로듀싱 속에서 상업적 타협 없이 오직 흙과 대나무, 동물 가죽과 사람의 숨결만으로 완성된 날것의 아름다움을 음반 전면에 펼쳐 보였습니다. 신디사이저와 전자음악이 서서히 태동하던 1970년대 중반, 우루밤바가 들려준 소박하고도 거대한 어쿠스틱 사운드는 현대인들이 상실해가던 자연에 대한 경외와 원초적 노스탤지어를 강력하게 일깨우며 세계 팝 역사에 독보적인 발자취를 남겼습니다.</w:t>
+      </w:r>
+    </w:p>
+    <w:p>
+      <w:pPr>
+        <w:spacing w:line="324" w:lineRule="auto" w:after="120"/>
+      </w:pPr>
+      <w:r>
+        <w:rPr w:rFonts="맑은 고딕">
+          <w:rFonts w:ascii="맑은 고딕" w:hAnsi="맑은 고딕" w:eastAsia="맑은 고딕"/>
+          <w:b w:val="0"/>
+          <w:sz w:val="21"/>
+        </w:rPr>
+        <w:t>갈대로 만든 팬플루트 삼포냐(Zampoña)의 다채로운 층위, 세로 피리 케나(Quena)가 토해내는 비애와 환희의 선율, 그리고 아르마딜로 껍질로 울림통을 만든 차랑고(Charango)의 영롱한 리듬은 세월의 더께를 뚫고 여전히 푸르게 살아 숨 쉽니다. 그것은 언어와 국경의 장벽을 가볍게 뛰어넘어, 인간의 영혼 밑바닥에 잠자고 있는 순수한 서정을 건드리는 영적 교감의 기록입니다. 반세기가 지난 오늘날 턴테이블 위에 얹힌 이 한 장의 바이닐은, 현대의 번잡한 소음에서 벗어나 태양과 바람, 대지가 빚어낸 가장 순수한 위안의 세계로 우리를 고요히 인도합니다.</w:t>
       </w:r>
     </w:p>
     <w:p>
@@ -168,7 +187,7 @@
           <w:b w:val="0"/>
           <w:sz w:val="21"/>
         </w:rPr>
-        <w:t>1974년 컬럼비아 레코드(Columbia Records)를 통해 발매된 앨범으로, 사이먼 앤 가펑클의 명곡 'El Cóndor Pasa'와 폴 사이먼의 1973~1974년 전설적인 라이브 투어 협업을 거치며 음악적 결실을 맺은 폴 사이먼이 직접 제작과 프로듀싱에 참여하여 전 세계에 안데스 포크의 정수를 소개한 기념비적인 음반입니다.</w:t>
+        <w:t>1974년 미국 Columbia Records 발매. 팝의 거장 폴 사이먼(Paul Simon)의 전폭적인 찬사와 프로듀싱 아래, 안데스 전통 포크의 정수를 담아 전 세계 음악 시장에 발표된 정규 셀프타이틀 앨범.</w:t>
       </w:r>
     </w:p>
     <w:p>
@@ -199,7 +218,7 @@
           <w:b w:val="0"/>
           <w:sz w:val="21"/>
         </w:rPr>
-        <w:t>발매 당시 미국 빌보드 200 차트 중위권에 안착하며 토착 민속음악 기반의 앨범으로서는 대단히 이례적인 상업적 성공을 거두었으며, 폴 사이먼의 글로벌 팬덤과 월드 포크 애호가들의 열렬한 지지 속에 스테디셀러로 롱런하였습니다.</w:t>
+        <w:t>발매 당시 미국 빌보드 200 앨범 차트에 오르는 등, 순수 남미 에스닉/인스트루멘탈 앨범으로서는 이례적인 대중적 반향과 상업적 성공을 거두며 수십만 장 이상의 스테디셀러를 기록함.</w:t>
       </w:r>
     </w:p>
     <w:p>
@@ -230,7 +249,7 @@
           <w:b w:val="0"/>
           <w:sz w:val="21"/>
         </w:rPr>
-        <w:t>그래미 어워드 전통 민속음악 부문에서 지대한 주목을 받았으며, 안데스 전통 악기를 대중음악의 주류 무대에 정착시킨 공로로 남미 및 영미권 비평계로부터 '월드 뮤직 르네상스의 시금석'이라는 찬사를 받았습니다.</w:t>
+        <w:t>전통 민속음악을 서구 메인스트림 팝 무대와 완벽하게 조화시킨 선구적 걸작으로 평가받았으며, 오늘날까지 '월드뮤직의 태동기를 증명하는 역사적 바이블'로서 평단의 절대적인 찬사를 받고 있음.</w:t>
       </w:r>
     </w:p>
     <w:p>
@@ -275,7 +294,7 @@
           <w:b w:val="0"/>
           <w:sz w:val="21"/>
         </w:rPr>
-        <w:t>아르헨티나 (프랑스 및 페루 연주자 협업)</w:t>
+        <w:t>다국적 (아르헨티나 및 프랑스 중심의 안데스 전통 음악 연합)</w:t>
       </w:r>
     </w:p>
     <w:p>
@@ -306,7 +325,7 @@
           <w:b w:val="0"/>
           <w:sz w:val="21"/>
         </w:rPr>
-        <w:t>1956년 결성 (로스 잉카스로 결성 후 1973년 우루밤바로 개명)</w:t>
+        <w:t>1956년 (전신인 'Los Incas' 결성) / 1973년 ('Urubamba'로 개명 활동)</w:t>
       </w:r>
     </w:p>
     <w:p>
@@ -337,7 +356,7 @@
           <w:b w:val="0"/>
           <w:sz w:val="21"/>
         </w:rPr>
-        <w:t>앙상블 (다국적 민속음악 그룹)</w:t>
+        <w:t>그룹 (포크/에스닉 앙상블)</w:t>
       </w:r>
     </w:p>
     <w:p>
@@ -368,7 +387,7 @@
           <w:b w:val="0"/>
           <w:sz w:val="21"/>
         </w:rPr>
-        <w:t>호르헤 밀히베르그(Jorge Milchberg)를 중심으로 결성된 이들은 본래 '로스 잉카스(Los Incas)'라는 이름으로 파리를 중심으로 활동하며 유럽과 전 세계에 남미 음악의 고결함을 알려왔습니다. 토착 잉카 음악의 정통성을 엄격하게 계승하는 동시에 현대적 편곡의 세련미를 불어넣어, 남미 민속음악을 민족지학적 기록을 넘어 전 인류적 보편 감성으로 승화시킨 위대한 거장 앙상블입니다.</w:t>
+        <w:t>호르헤 밀치베르그(Jorge Milchberg)를 중심으로 결성되어 잉카와 안데스 고유의 음악적 유산을 전 세계에 전파한 전설적인 앙상블입니다. 케나, 삼포냐, 차랑고 등 토속 악기의 고유한 매력을 극대화하여 문명화되지 않은 태고의 서정을 노래했으며, 사이먼 앤 가펑클과의 협업을 통해 포크 음악사에 불멸의 족적을 새겼습니다.</w:t>
       </w:r>
     </w:p>
     <w:p>
@@ -413,7 +432,7 @@
           <w:b w:val="0"/>
           <w:sz w:val="21"/>
         </w:rPr>
-        <w:t>본 앨범은 대중음악사에서 포크 록과 라틴 아메리카 전통 음악이 대등한 예술적 지위로 융합된 최고의 결과물로 평가받습니다. 폴 사이먼의 섬세하고 현대적인 스튜디오 레코딩 감각이 더해져, 전통적인 안데스 멜로디가 지닌 향토성을 잃지 않으면서도 가장 우아하고 명징한 음향 텍스처로 완성되었습니다. 1970년대 후반부터 본격화된 에스닉/월드 뮤직 붐을 10년 이상 앞서 견인한 선구적 텍스트입니다.</w:t>
+        <w:t>'월드뮤직(World Music)'이라는 용어조차 명확히 정립되지 않았던 1970년대 초반, 영미권 중심의 팝 씬에 라틴 포크의 깊은 울림을 각인시키며 음악적 지평을 전 지구적으로 확장한 선구적 앨범입니다.</w:t>
       </w:r>
     </w:p>
     <w:p>
@@ -444,7 +463,7 @@
           <w:b w:val="0"/>
           <w:sz w:val="21"/>
         </w:rPr>
-        <w:t>베트남 전쟁과 서구 물질문명의 번민 속에서 자연과 원초적 서정을 갈망하던 1970년대 청년 문화의 지적 방황을 치유해 준 소리의 오아시스였습니다. 라디오와 전축을 통해 흘러나오던 우루밤바의 목가적인 선율은 당대 청춘들에게 국경을 초월한 낭만과 잊혀진 대지의 생명력을 환기하며 깊은 정신적 안식을 선사했습니다.</w:t>
+        <w:t>베트남 전쟁의 종식과 함께 물질문명의 공허함에 지쳐 있던 1970년대 젊은이들에게, 우루밤바의 안데스 선율은 오염되지 않은 자연과 정신적 피안(彼岸)의 상징이었습니다. 폴 사이먼의 전미 투어 오프닝 무대에서 울려 퍼지던 이들의 숨결은 당대 청춘들에게 깊은 영혼의 정화와 카타르시스를 선사했습니다.</w:t>
       </w:r>
     </w:p>
     <w:p>
@@ -489,7 +508,99 @@
           <w:b w:val="0"/>
           <w:sz w:val="21"/>
         </w:rPr>
-        <w:t>첫 곡 'Cantununa'는 차랑고의 투명한 아르페지오와 케나의 애절한 독주가 교차하며 단숨에 안데스의 고원으로 청자를 이끌고, 'El Eco'는 맑고 울림이 깊은 안데스 피리의 화음이 아득한 산골짜기의 메아리처럼 펼쳐집니다. 또한 'Campesino de Altozano'와 'Urpi' 등에서는 남미 대지에 뿌리박은 민중의 고단한 삶과 그 속에서 피어나는 숭고한 사랑의 정서가 웅장하면서도 서정적인 리듬 속에 유려하게 흐릅니다.</w:t>
+      </w:r>
+    </w:p>
+    <w:p>
+      <w:pPr>
+        <w:spacing w:line="324" w:lineRule="auto" w:after="80"/>
+      </w:pPr>
+      <w:r>
+        <w:rPr w:rFonts="맑은 고딕">
+          <w:rFonts w:ascii="맑은 고딕" w:hAnsi="맑은 고딕" w:eastAsia="맑은 고딕"/>
+          <w:b w:val="0"/>
+          <w:color w:val="6B7280"/>
+          <w:sz w:val="21"/>
+        </w:rPr>
+        <w:t xml:space="preserve">· </w:t>
+      </w:r>
+      <w:r>
+        <w:rPr w:rFonts="맑은 고딕">
+          <w:rFonts w:ascii="맑은 고딕" w:hAnsi="맑은 고딕" w:eastAsia="맑은 고딕"/>
+          <w:b/>
+          <w:color w:val="1F2937"/>
+          <w:sz w:val="21"/>
+        </w:rPr>
+        <w:t xml:space="preserve">'El Cóndor Pasa': </w:t>
+      </w:r>
+      <w:r>
+        <w:rPr w:rFonts="맑은 고딕">
+          <w:rFonts w:ascii="맑은 고딕" w:hAnsi="맑은 고딕" w:eastAsia="맑은 고딕"/>
+          <w:b w:val="0"/>
+          <w:sz w:val="21"/>
+        </w:rPr>
+        <w:t>전 세계인에게 각인된 불멸의 멜로디가 장식 없는 본래의 고결함으로 연주되며, 안데스 하늘을 비상하는 콘도르의 날갯짓처럼 숭고하고 처연한 서정미의 절정을 보여줍니다.</w:t>
+      </w:r>
+    </w:p>
+    <w:p>
+      <w:pPr>
+        <w:spacing w:line="324" w:lineRule="auto" w:after="80"/>
+      </w:pPr>
+      <w:r>
+        <w:rPr w:rFonts="맑은 고딕">
+          <w:rFonts w:ascii="맑은 고딕" w:hAnsi="맑은 고딕" w:eastAsia="맑은 고딕"/>
+          <w:b w:val="0"/>
+          <w:color w:val="6B7280"/>
+          <w:sz w:val="21"/>
+        </w:rPr>
+        <w:t xml:space="preserve">· </w:t>
+      </w:r>
+      <w:r>
+        <w:rPr w:rFonts="맑은 고딕">
+          <w:rFonts w:ascii="맑은 고딕" w:hAnsi="맑은 고딕" w:eastAsia="맑은 고딕"/>
+          <w:b/>
+          <w:color w:val="1F2937"/>
+          <w:sz w:val="21"/>
+        </w:rPr>
+        <w:t xml:space="preserve">'Kacharpari': </w:t>
+      </w:r>
+      <w:r>
+        <w:rPr w:rFonts="맑은 고딕">
+          <w:rFonts w:ascii="맑은 고딕" w:hAnsi="맑은 고딕" w:eastAsia="맑은 고딕"/>
+          <w:b w:val="0"/>
+          <w:sz w:val="21"/>
+        </w:rPr>
+        <w:t>토속 타악기와 차랑고의 약동하는 리듬 위로 축제의 환희와 떠남의 비애가 교차하는, 안데스 음악 특유의 찬란한 슬픔이 돋보이는 명곡입니다.</w:t>
+      </w:r>
+    </w:p>
+    <w:p>
+      <w:pPr>
+        <w:spacing w:line="324" w:lineRule="auto" w:after="80"/>
+      </w:pPr>
+      <w:r>
+        <w:rPr w:rFonts="맑은 고딕">
+          <w:rFonts w:ascii="맑은 고딕" w:hAnsi="맑은 고딕" w:eastAsia="맑은 고딕"/>
+          <w:b w:val="0"/>
+          <w:color w:val="6B7280"/>
+          <w:sz w:val="21"/>
+        </w:rPr>
+        <w:t xml:space="preserve">· </w:t>
+      </w:r>
+      <w:r>
+        <w:rPr w:rFonts="맑은 고딕">
+          <w:rFonts w:ascii="맑은 고딕" w:hAnsi="맑은 고딕" w:eastAsia="맑은 고딕"/>
+          <w:b/>
+          <w:color w:val="1F2937"/>
+          <w:sz w:val="21"/>
+        </w:rPr>
+        <w:t xml:space="preserve">'Urpi': </w:t>
+      </w:r>
+      <w:r>
+        <w:rPr w:rFonts="맑은 고딕">
+          <w:rFonts w:ascii="맑은 고딕" w:hAnsi="맑은 고딕" w:eastAsia="맑은 고딕"/>
+          <w:b w:val="0"/>
+          <w:sz w:val="21"/>
+        </w:rPr>
+        <w:t>원주민어로 비둘기를 뜻하는 곡으로, 케나의 가녀린 숨결이 듣는 이의 마음을 아련하게 적시는 극상의 서정 소품입니다.</w:t>
       </w:r>
     </w:p>
     <w:p>
@@ -520,7 +631,7 @@
           <w:b w:val="0"/>
           <w:sz w:val="21"/>
         </w:rPr>
-        <w:t>갈대로 만든 피리 케나의 독특한 배음과 공명, 아르마딜로 등껍질로 만든 전통 악기 차랑고의 명쾌하면서도 온기 있는 탄현음은 진공관 앰프의 부드러운 배음과 만났을 때 그 진가를 발휘합니다. 아날로그 LP 특유의 넓은 다이내믹 레인지는 디지털 음원에서는 결코 느낄 수 없는 연주자들의 거친 숨소리와 타악기 봄보(Bombo)의 깊고 둔중한 울림을 눈앞의 무대처럼 생생하게 재현해 냅니다.</w:t>
+        <w:t>케나와 삼포냐의 관(管)을 통과하는 연주자의 거친 호흡과 바람 소리, 차랑고의 명징한 줄 튕김은 아날로그 LP 포맷에서 비로소 실체감을 얻습니다. 진공관 앰프 특유의 따뜻하고 두터운 질감으로 감상할 때, 고원의 거센 산바람과 잉카의 붉은 흙냄새가 리스닝 룸 가득 생생한 공간감으로 피어오릅니다.</w:t>
       </w:r>
     </w:p>
     <w:p>
@@ -551,7 +662,7 @@
           <w:b w:val="0"/>
           <w:sz w:val="21"/>
         </w:rPr>
-        <w:t>우루밤바라는 이름으로 정규 발매된 정규 스튜디오 앨범이 극히 드물다는 희소성뿐만 아니라, 잉카 문명의 숨결을 품은 앨범 아트워크와 컬럼비아 오리지널 프레싱 특유의 깊이 있는 프레싱 품질은 아날로그 컬렉터라면 반드시 랙의 중심에 꽂아두어야 할 영구 보존의 가치를 지닙니다.</w:t>
+        <w:t>거장 폴 사이먼이 매료된 최고의 장인들이 빚어낸 음악적 정수이자, 1970년대 아날로그 사운드 엔지니어링의 미학이 온전히 박제된 음반입니다. 서정 포크와 월드뮤직 컬렉터라면 라이브러리의 품격을 높이기 위해 반드시 곁에 두어야 할 영구 소장 명반입니다.</w:t>
       </w:r>
     </w:p>
     <w:p>
@@ -565,7 +676,7 @@
           <w:color w:val="4338CA"/>
           <w:sz w:val="21"/>
         </w:rPr>
-        <w:t>이 음반을 통해 안데스의 청명한 바람과 태고의 순수함이 전해주는 감동을 다시 한번 경험해 보시는 것은 어떨까요?</w:t>
+        <w:t>이 음반을 통해 안데스 고원의 바람과 태고의 순수가 전해주는 감동을 다시 한번 경험해 보시는 것은 어떨까요?</w:t>
       </w:r>
     </w:p>
     <w:sectPr>
